--- a/Participants/2_Workflow_A_Impact_Strategy/Templates/Stakeholder_Map.docx
+++ b/Participants/2_Workflow_A_Impact_Strategy/Templates/Stakeholder_Map.docx
@@ -5,6 +5,7 @@
     <w:p>
       <w:r>
         <w:rPr>
+          <w:rFonts w:ascii="Lexend" w:hAnsi="Lexend" w:eastAsia="Lexend" w:cs="Lexend"/>
           <w:b/>
           <w:color w:val="007A87"/>
           <w:sz w:val="24"/>
@@ -18,6 +19,7 @@
       </w:pPr>
       <w:r>
         <w:rPr>
+          <w:rFonts w:ascii="Lexend" w:hAnsi="Lexend" w:eastAsia="Lexend" w:cs="Lexend"/>
           <w:b/>
           <w:color w:val="1B2A4A"/>
           <w:sz w:val="48"/>
@@ -28,6 +30,7 @@
     <w:p>
       <w:r>
         <w:rPr>
+          <w:rFonts w:ascii="Nunito" w:hAnsi="Nunito" w:eastAsia="Nunito" w:cs="Nunito"/>
           <w:i/>
           <w:color w:val="666666"/>
           <w:sz w:val="24"/>
@@ -52,6 +55,7 @@
           <w:p>
             <w:r>
               <w:rPr>
+                <w:rFonts w:ascii="Nunito" w:hAnsi="Nunito" w:eastAsia="Nunito" w:cs="Nunito"/>
                 <w:b/>
                 <w:color w:val="1B2A4A"/>
                 <w:sz w:val="20"/>
@@ -67,6 +71,7 @@
           <w:p>
             <w:r>
               <w:rPr>
+                <w:rFonts w:ascii="Nunito" w:hAnsi="Nunito" w:eastAsia="Nunito" w:cs="Nunito"/>
                 <w:color w:val="222222"/>
                 <w:sz w:val="20"/>
               </w:rPr>
@@ -83,6 +88,7 @@
           <w:p>
             <w:r>
               <w:rPr>
+                <w:rFonts w:ascii="Nunito" w:hAnsi="Nunito" w:eastAsia="Nunito" w:cs="Nunito"/>
                 <w:b/>
                 <w:color w:val="1B2A4A"/>
                 <w:sz w:val="20"/>
@@ -98,6 +104,7 @@
           <w:p>
             <w:r>
               <w:rPr>
+                <w:rFonts w:ascii="Nunito" w:hAnsi="Nunito" w:eastAsia="Nunito" w:cs="Nunito"/>
                 <w:color w:val="222222"/>
                 <w:sz w:val="20"/>
               </w:rPr>
@@ -114,6 +121,7 @@
           <w:p>
             <w:r>
               <w:rPr>
+                <w:rFonts w:ascii="Nunito" w:hAnsi="Nunito" w:eastAsia="Nunito" w:cs="Nunito"/>
                 <w:b/>
                 <w:color w:val="1B2A4A"/>
                 <w:sz w:val="20"/>
@@ -129,10 +137,11 @@
           <w:p>
             <w:r>
               <w:rPr>
+                <w:rFonts w:ascii="Nunito" w:hAnsi="Nunito" w:eastAsia="Nunito" w:cs="Nunito"/>
                 <w:color w:val="222222"/>
                 <w:sz w:val="20"/>
               </w:rPr>
-              <w:t>2.0 | July 2026</w:t>
+              <w:t>3.0 | July 2026</w:t>
             </w:r>
           </w:p>
         </w:tc>
@@ -152,7 +161,7 @@
       </w:pPr>
       <w:r>
         <w:rPr>
-          <w:rFonts w:ascii="Calibri" w:hAnsi="Calibri"/>
+          <w:rFonts w:ascii="Nunito" w:hAnsi="Nunito" w:eastAsia="Nunito" w:cs="Nunito"/>
           <w:b w:val="0"/>
           <w:i w:val="0"/>
           <w:color w:val="222222"/>
@@ -184,6 +193,7 @@
           <w:p>
             <w:r>
               <w:rPr>
+                <w:rFonts w:ascii="Lexend" w:hAnsi="Lexend" w:eastAsia="Lexend" w:cs="Lexend"/>
                 <w:b/>
                 <w:color w:val="FFFFFF"/>
                 <w:sz w:val="20"/>
@@ -200,6 +210,7 @@
           <w:p>
             <w:r>
               <w:rPr>
+                <w:rFonts w:ascii="Lexend" w:hAnsi="Lexend" w:eastAsia="Lexend" w:cs="Lexend"/>
                 <w:b/>
                 <w:color w:val="FFFFFF"/>
                 <w:sz w:val="20"/>
@@ -216,6 +227,7 @@
           <w:p>
             <w:r>
               <w:rPr>
+                <w:rFonts w:ascii="Lexend" w:hAnsi="Lexend" w:eastAsia="Lexend" w:cs="Lexend"/>
                 <w:b/>
                 <w:color w:val="FFFFFF"/>
                 <w:sz w:val="20"/>
@@ -232,6 +244,7 @@
           <w:p>
             <w:r>
               <w:rPr>
+                <w:rFonts w:ascii="Lexend" w:hAnsi="Lexend" w:eastAsia="Lexend" w:cs="Lexend"/>
                 <w:b/>
                 <w:color w:val="FFFFFF"/>
                 <w:sz w:val="20"/>
@@ -248,6 +261,7 @@
           <w:p>
             <w:r>
               <w:rPr>
+                <w:rFonts w:ascii="Lexend" w:hAnsi="Lexend" w:eastAsia="Lexend" w:cs="Lexend"/>
                 <w:b/>
                 <w:color w:val="FFFFFF"/>
                 <w:sz w:val="20"/>
@@ -265,6 +279,7 @@
           <w:p>
             <w:r>
               <w:rPr>
+                <w:rFonts w:ascii="Nunito" w:hAnsi="Nunito" w:eastAsia="Nunito" w:cs="Nunito"/>
                 <w:sz w:val="20"/>
               </w:rPr>
             </w:r>
@@ -277,6 +292,7 @@
           <w:p>
             <w:r>
               <w:rPr>
+                <w:rFonts w:ascii="Nunito" w:hAnsi="Nunito" w:eastAsia="Nunito" w:cs="Nunito"/>
                 <w:sz w:val="20"/>
               </w:rPr>
             </w:r>
@@ -289,6 +305,7 @@
           <w:p>
             <w:r>
               <w:rPr>
+                <w:rFonts w:ascii="Nunito" w:hAnsi="Nunito" w:eastAsia="Nunito" w:cs="Nunito"/>
                 <w:sz w:val="20"/>
               </w:rPr>
             </w:r>
@@ -301,6 +318,7 @@
           <w:p>
             <w:r>
               <w:rPr>
+                <w:rFonts w:ascii="Nunito" w:hAnsi="Nunito" w:eastAsia="Nunito" w:cs="Nunito"/>
                 <w:sz w:val="20"/>
               </w:rPr>
             </w:r>
@@ -313,6 +331,7 @@
           <w:p>
             <w:r>
               <w:rPr>
+                <w:rFonts w:ascii="Nunito" w:hAnsi="Nunito" w:eastAsia="Nunito" w:cs="Nunito"/>
                 <w:sz w:val="20"/>
               </w:rPr>
             </w:r>
@@ -328,6 +347,7 @@
           <w:p>
             <w:r>
               <w:rPr>
+                <w:rFonts w:ascii="Nunito" w:hAnsi="Nunito" w:eastAsia="Nunito" w:cs="Nunito"/>
                 <w:sz w:val="20"/>
               </w:rPr>
             </w:r>
@@ -341,6 +361,7 @@
           <w:p>
             <w:r>
               <w:rPr>
+                <w:rFonts w:ascii="Nunito" w:hAnsi="Nunito" w:eastAsia="Nunito" w:cs="Nunito"/>
                 <w:sz w:val="20"/>
               </w:rPr>
             </w:r>
@@ -354,6 +375,7 @@
           <w:p>
             <w:r>
               <w:rPr>
+                <w:rFonts w:ascii="Nunito" w:hAnsi="Nunito" w:eastAsia="Nunito" w:cs="Nunito"/>
                 <w:sz w:val="20"/>
               </w:rPr>
             </w:r>
@@ -367,6 +389,7 @@
           <w:p>
             <w:r>
               <w:rPr>
+                <w:rFonts w:ascii="Nunito" w:hAnsi="Nunito" w:eastAsia="Nunito" w:cs="Nunito"/>
                 <w:sz w:val="20"/>
               </w:rPr>
             </w:r>
@@ -380,6 +403,7 @@
           <w:p>
             <w:r>
               <w:rPr>
+                <w:rFonts w:ascii="Nunito" w:hAnsi="Nunito" w:eastAsia="Nunito" w:cs="Nunito"/>
                 <w:sz w:val="20"/>
               </w:rPr>
             </w:r>
@@ -394,6 +418,7 @@
           <w:p>
             <w:r>
               <w:rPr>
+                <w:rFonts w:ascii="Nunito" w:hAnsi="Nunito" w:eastAsia="Nunito" w:cs="Nunito"/>
                 <w:sz w:val="20"/>
               </w:rPr>
             </w:r>
@@ -406,6 +431,7 @@
           <w:p>
             <w:r>
               <w:rPr>
+                <w:rFonts w:ascii="Nunito" w:hAnsi="Nunito" w:eastAsia="Nunito" w:cs="Nunito"/>
                 <w:sz w:val="20"/>
               </w:rPr>
             </w:r>
@@ -418,6 +444,7 @@
           <w:p>
             <w:r>
               <w:rPr>
+                <w:rFonts w:ascii="Nunito" w:hAnsi="Nunito" w:eastAsia="Nunito" w:cs="Nunito"/>
                 <w:sz w:val="20"/>
               </w:rPr>
             </w:r>
@@ -430,6 +457,7 @@
           <w:p>
             <w:r>
               <w:rPr>
+                <w:rFonts w:ascii="Nunito" w:hAnsi="Nunito" w:eastAsia="Nunito" w:cs="Nunito"/>
                 <w:sz w:val="20"/>
               </w:rPr>
             </w:r>
@@ -442,6 +470,7 @@
           <w:p>
             <w:r>
               <w:rPr>
+                <w:rFonts w:ascii="Nunito" w:hAnsi="Nunito" w:eastAsia="Nunito" w:cs="Nunito"/>
                 <w:sz w:val="20"/>
               </w:rPr>
             </w:r>
@@ -457,6 +486,7 @@
           <w:p>
             <w:r>
               <w:rPr>
+                <w:rFonts w:ascii="Nunito" w:hAnsi="Nunito" w:eastAsia="Nunito" w:cs="Nunito"/>
                 <w:sz w:val="20"/>
               </w:rPr>
             </w:r>
@@ -470,6 +500,7 @@
           <w:p>
             <w:r>
               <w:rPr>
+                <w:rFonts w:ascii="Nunito" w:hAnsi="Nunito" w:eastAsia="Nunito" w:cs="Nunito"/>
                 <w:sz w:val="20"/>
               </w:rPr>
             </w:r>
@@ -483,6 +514,7 @@
           <w:p>
             <w:r>
               <w:rPr>
+                <w:rFonts w:ascii="Nunito" w:hAnsi="Nunito" w:eastAsia="Nunito" w:cs="Nunito"/>
                 <w:sz w:val="20"/>
               </w:rPr>
             </w:r>
@@ -496,6 +528,7 @@
           <w:p>
             <w:r>
               <w:rPr>
+                <w:rFonts w:ascii="Nunito" w:hAnsi="Nunito" w:eastAsia="Nunito" w:cs="Nunito"/>
                 <w:sz w:val="20"/>
               </w:rPr>
             </w:r>
@@ -509,6 +542,7 @@
           <w:p>
             <w:r>
               <w:rPr>
+                <w:rFonts w:ascii="Nunito" w:hAnsi="Nunito" w:eastAsia="Nunito" w:cs="Nunito"/>
                 <w:sz w:val="20"/>
               </w:rPr>
             </w:r>
@@ -523,6 +557,7 @@
           <w:p>
             <w:r>
               <w:rPr>
+                <w:rFonts w:ascii="Nunito" w:hAnsi="Nunito" w:eastAsia="Nunito" w:cs="Nunito"/>
                 <w:sz w:val="20"/>
               </w:rPr>
             </w:r>
@@ -535,6 +570,7 @@
           <w:p>
             <w:r>
               <w:rPr>
+                <w:rFonts w:ascii="Nunito" w:hAnsi="Nunito" w:eastAsia="Nunito" w:cs="Nunito"/>
                 <w:sz w:val="20"/>
               </w:rPr>
             </w:r>
@@ -547,6 +583,7 @@
           <w:p>
             <w:r>
               <w:rPr>
+                <w:rFonts w:ascii="Nunito" w:hAnsi="Nunito" w:eastAsia="Nunito" w:cs="Nunito"/>
                 <w:sz w:val="20"/>
               </w:rPr>
             </w:r>
@@ -559,6 +596,7 @@
           <w:p>
             <w:r>
               <w:rPr>
+                <w:rFonts w:ascii="Nunito" w:hAnsi="Nunito" w:eastAsia="Nunito" w:cs="Nunito"/>
                 <w:sz w:val="20"/>
               </w:rPr>
             </w:r>
@@ -571,6 +609,7 @@
           <w:p>
             <w:r>
               <w:rPr>
+                <w:rFonts w:ascii="Nunito" w:hAnsi="Nunito" w:eastAsia="Nunito" w:cs="Nunito"/>
                 <w:sz w:val="20"/>
               </w:rPr>
             </w:r>
@@ -586,6 +625,7 @@
           <w:p>
             <w:r>
               <w:rPr>
+                <w:rFonts w:ascii="Nunito" w:hAnsi="Nunito" w:eastAsia="Nunito" w:cs="Nunito"/>
                 <w:sz w:val="20"/>
               </w:rPr>
             </w:r>
@@ -599,6 +639,7 @@
           <w:p>
             <w:r>
               <w:rPr>
+                <w:rFonts w:ascii="Nunito" w:hAnsi="Nunito" w:eastAsia="Nunito" w:cs="Nunito"/>
                 <w:sz w:val="20"/>
               </w:rPr>
             </w:r>
@@ -612,6 +653,7 @@
           <w:p>
             <w:r>
               <w:rPr>
+                <w:rFonts w:ascii="Nunito" w:hAnsi="Nunito" w:eastAsia="Nunito" w:cs="Nunito"/>
                 <w:sz w:val="20"/>
               </w:rPr>
             </w:r>
@@ -625,6 +667,7 @@
           <w:p>
             <w:r>
               <w:rPr>
+                <w:rFonts w:ascii="Nunito" w:hAnsi="Nunito" w:eastAsia="Nunito" w:cs="Nunito"/>
                 <w:sz w:val="20"/>
               </w:rPr>
             </w:r>
@@ -638,6 +681,7 @@
           <w:p>
             <w:r>
               <w:rPr>
+                <w:rFonts w:ascii="Nunito" w:hAnsi="Nunito" w:eastAsia="Nunito" w:cs="Nunito"/>
                 <w:sz w:val="20"/>
               </w:rPr>
             </w:r>
@@ -652,6 +696,7 @@
           <w:p>
             <w:r>
               <w:rPr>
+                <w:rFonts w:ascii="Nunito" w:hAnsi="Nunito" w:eastAsia="Nunito" w:cs="Nunito"/>
                 <w:sz w:val="20"/>
               </w:rPr>
             </w:r>
@@ -664,6 +709,7 @@
           <w:p>
             <w:r>
               <w:rPr>
+                <w:rFonts w:ascii="Nunito" w:hAnsi="Nunito" w:eastAsia="Nunito" w:cs="Nunito"/>
                 <w:sz w:val="20"/>
               </w:rPr>
             </w:r>
@@ -676,6 +722,7 @@
           <w:p>
             <w:r>
               <w:rPr>
+                <w:rFonts w:ascii="Nunito" w:hAnsi="Nunito" w:eastAsia="Nunito" w:cs="Nunito"/>
                 <w:sz w:val="20"/>
               </w:rPr>
             </w:r>
@@ -688,6 +735,7 @@
           <w:p>
             <w:r>
               <w:rPr>
+                <w:rFonts w:ascii="Nunito" w:hAnsi="Nunito" w:eastAsia="Nunito" w:cs="Nunito"/>
                 <w:sz w:val="20"/>
               </w:rPr>
             </w:r>
@@ -700,6 +748,7 @@
           <w:p>
             <w:r>
               <w:rPr>
+                <w:rFonts w:ascii="Nunito" w:hAnsi="Nunito" w:eastAsia="Nunito" w:cs="Nunito"/>
                 <w:sz w:val="20"/>
               </w:rPr>
             </w:r>
@@ -715,6 +764,7 @@
           <w:p>
             <w:r>
               <w:rPr>
+                <w:rFonts w:ascii="Nunito" w:hAnsi="Nunito" w:eastAsia="Nunito" w:cs="Nunito"/>
                 <w:sz w:val="20"/>
               </w:rPr>
             </w:r>
@@ -728,6 +778,7 @@
           <w:p>
             <w:r>
               <w:rPr>
+                <w:rFonts w:ascii="Nunito" w:hAnsi="Nunito" w:eastAsia="Nunito" w:cs="Nunito"/>
                 <w:sz w:val="20"/>
               </w:rPr>
             </w:r>
@@ -741,6 +792,7 @@
           <w:p>
             <w:r>
               <w:rPr>
+                <w:rFonts w:ascii="Nunito" w:hAnsi="Nunito" w:eastAsia="Nunito" w:cs="Nunito"/>
                 <w:sz w:val="20"/>
               </w:rPr>
             </w:r>
@@ -754,6 +806,7 @@
           <w:p>
             <w:r>
               <w:rPr>
+                <w:rFonts w:ascii="Nunito" w:hAnsi="Nunito" w:eastAsia="Nunito" w:cs="Nunito"/>
                 <w:sz w:val="20"/>
               </w:rPr>
             </w:r>
@@ -767,6 +820,7 @@
           <w:p>
             <w:r>
               <w:rPr>
+                <w:rFonts w:ascii="Nunito" w:hAnsi="Nunito" w:eastAsia="Nunito" w:cs="Nunito"/>
                 <w:sz w:val="20"/>
               </w:rPr>
             </w:r>
@@ -1152,7 +1206,7 @@
       <w:spacing w:after="120" w:line="276" w:lineRule="auto"/>
     </w:pPr>
     <w:rPr>
-      <w:rFonts w:ascii="Calibri" w:hAnsi="Calibri"/>
+      <w:rFonts w:ascii="Nunito" w:hAnsi="Nunito" w:eastAsia="Nunito" w:cs="Nunito"/>
       <w:color w:val="222222"/>
       <w:sz w:val="22"/>
     </w:rPr>

--- a/Participants/2_Workflow_A_Impact_Strategy/Templates/Stakeholder_Map.docx
+++ b/Participants/2_Workflow_A_Impact_Strategy/Templates/Stakeholder_Map.docx
@@ -141,7 +141,7 @@
                 <w:color w:val="222222"/>
                 <w:sz w:val="20"/>
               </w:rPr>
-              <w:t>3.0 | July 2026</w:t>
+              <w:t>3.1 | July-September 2026</w:t>
             </w:r>
           </w:p>
         </w:tc>
